--- a/Science Books/Evolution/06 - Darwins Voyage - How the Big Idea Arrived.docx
+++ b/Science Books/Evolution/06 - Darwins Voyage - How the Big Idea Arrived.docx
@@ -5,6 +5,8 @@
     <w:p>
       <w:pPr>
         <w:pStyle w:val="Title"/>
+        <w:ind w:left="0" w:right="0" w:firstLine="0"/>
+        <w:jc w:val="center"/>
       </w:pPr>
       <w:r>
         <w:t>Life: Science for Everyone</w:t>
@@ -13,6 +15,8 @@
     <w:p>
       <w:pPr>
         <w:pStyle w:val="Heading1"/>
+        <w:ind w:left="0" w:right="0" w:firstLine="0"/>
+        <w:jc w:val="center"/>
       </w:pPr>
       <w:r>
         <w:t>Chapter 6</w:t>
@@ -21,6 +25,8 @@
     <w:p>
       <w:pPr>
         <w:pStyle w:val="Heading1"/>
+        <w:ind w:left="0" w:right="0" w:firstLine="0"/>
+        <w:jc w:val="center"/>
       </w:pPr>
       <w:r>
         <w:t>Darwin's Voyage: How the Big Idea Arrived</w:t>
@@ -29,201 +35,307 @@
     <w:p>
       <w:pPr>
         <w:pStyle w:val="Heading1"/>
+        <w:ind w:left="0" w:right="0" w:firstLine="0"/>
+        <w:jc w:val="center"/>
       </w:pPr>
       <w:r>
         <w:t>A Young Man Who Was Not Going to Be a Doctor</w:t>
       </w:r>
     </w:p>
     <w:p>
-      <w:pPr/>
+      <w:pPr>
+        <w:ind w:left="0" w:right="0" w:firstLine="0"/>
+        <w:jc w:val="center"/>
+      </w:pPr>
       <w:r>
         <w:t>Charles Darwin was sent to Edinburgh at sixteen to study medicine.</w:t>
       </w:r>
-    </w:p>
-    <w:p>
-      <w:pPr/>
       <w:r>
+        <w:br/>
+        <w:br/>
         <w:t>He lasted two years.</w:t>
       </w:r>
-    </w:p>
-    <w:p>
-      <w:pPr/>
       <w:r>
-        <w:t>He found the lectures dull and the operations, performed in those days without anesthetic, unbearable. He walked out of one on a child and never went back.</w:t>
+        <w:br/>
+        <w:br/>
+        <w:t>The lectures bored him.</w:t>
       </w:r>
-    </w:p>
-    <w:p>
-      <w:pPr/>
       <w:r>
-        <w:t>His father, a large and formidable physician, concluded that the boy cared for nothing but shooting, dogs, and rat-catching, and would be a disgrace to the family.</w:t>
+        <w:br/>
+        <w:br/>
+        <w:t>The operations horrified him even more — in the 1820s, doctors had no anesthetic, so patients felt every cut.</w:t>
       </w:r>
-    </w:p>
-    <w:p>
-      <w:pPr/>
       <w:r>
+        <w:br/>
+        <w:br/>
+        <w:t>He walked out of one operation, on a child, and never went back.</w:t>
+      </w:r>
+      <w:r>
+        <w:br/>
+        <w:br/>
+        <w:t>His father was a large, stern doctor.</w:t>
+      </w:r>
+      <w:r>
+        <w:br/>
+        <w:br/>
+        <w:t>He decided his son cared about nothing but shooting, dogs, and hunting rats, and would embarrass the family.</w:t>
+      </w:r>
+      <w:r>
+        <w:br/>
+        <w:br/>
         <w:t>The next plan was the Church.</w:t>
       </w:r>
-    </w:p>
-    <w:p>
-      <w:pPr/>
       <w:r>
-        <w:t>Darwin went to Cambridge to become a country parson, which in the 1820s was a respectable way to spend a life collecting beetles.</w:t>
+        <w:br/>
+        <w:br/>
+        <w:t>Darwin went to Cambridge to train as a country parson.</w:t>
       </w:r>
-    </w:p>
-    <w:p>
-      <w:pPr/>
       <w:r>
-        <w:t>He collected a great many beetles.</w:t>
+        <w:br/>
+        <w:br/>
+        <w:t>In the 1820s, that was a respectable way to spend your life collecting beetles on the side.</w:t>
       </w:r>
-    </w:p>
-    <w:p>
-      <w:pPr/>
       <w:r>
-        <w:t>He once had one in each hand, saw a third he wanted, and put one of the first two in his mouth to free a hand. It squirted something foul, and he lost all three.</w:t>
+        <w:br/>
+        <w:br/>
+        <w:t>And collect beetles he did — a great many of them.</w:t>
       </w:r>
-    </w:p>
-    <w:p>
-      <w:pPr/>
       <w:r>
-        <w:t>He also fell in with a botany professor named John Stevens Henslow, walked with him so often that he was known as the man who walks with Henslow, and learned how to look at a plant.</w:t>
+        <w:br/>
+        <w:br/>
+        <w:t>One day he had a beetle in each hand when he spotted a third one he wanted.</w:t>
       </w:r>
-    </w:p>
-    <w:p>
-      <w:pPr/>
       <w:r>
-        <w:t>That friendship changed the world, because Henslow was asked to recommend a young naturalist for a voyage.</w:t>
+        <w:br/>
+        <w:br/>
+        <w:t>He popped one of the first two into his mouth to free up a hand.</w:t>
+      </w:r>
+      <w:r>
+        <w:br/>
+        <w:br/>
+        <w:t>It sprayed something foul, and he lost all three beetles at once.</w:t>
+      </w:r>
+      <w:r>
+        <w:br/>
+        <w:br/>
+        <w:t>He also grew close to a botany professor named John Stevens Henslow.</w:t>
+      </w:r>
+      <w:r>
+        <w:br/>
+        <w:br/>
+        <w:t>Henslow was a mentor who taught him how to really look at a plant.</w:t>
+      </w:r>
+      <w:r>
+        <w:br/>
+        <w:br/>
+        <w:t>They walked together so often that other students started calling Darwin “the man who walks with Henslow.”</w:t>
+      </w:r>
+      <w:r>
+        <w:br/>
+        <w:br/>
+        <w:t>That friendship would end up changing the world.</w:t>
+      </w:r>
+      <w:r>
+        <w:br/>
+        <w:br/>
+        <w:t>Henslow was asked to recommend a young naturalist for a sea voyage, and he named Darwin.</w:t>
       </w:r>
     </w:p>
     <w:p>
       <w:pPr>
         <w:pStyle w:val="Heading1"/>
+        <w:ind w:left="0" w:right="0" w:firstLine="0"/>
+        <w:jc w:val="center"/>
       </w:pPr>
       <w:r>
         <w:t>The Voyage</w:t>
       </w:r>
     </w:p>
     <w:p>
-      <w:pPr/>
+      <w:pPr>
+        <w:ind w:left="0" w:right="0" w:firstLine="0"/>
+        <w:jc w:val="center"/>
+      </w:pPr>
       <w:r>
-        <w:t>The ship was HMS Beagle, a small survey vessel bound for South America to chart its coasts.</w:t>
+        <w:t>The ship was HMS Beagle, a small British navy vessel heading to South America to map its coastline.</w:t>
       </w:r>
-    </w:p>
-    <w:p>
-      <w:pPr/>
       <w:r>
-        <w:t>Its captain, Robert FitzRoy, wanted a gentleman companion who could talk about science and who would not, unlike the previous captain, shoot himself from loneliness.</w:t>
+        <w:br/>
+        <w:br/>
+        <w:t>Its captain, Robert FitzRoy, wanted an educated gentleman on board who could talk science with him during the long trip.</w:t>
       </w:r>
-    </w:p>
-    <w:p>
-      <w:pPr/>
       <w:r>
+        <w:br/>
+        <w:br/>
+        <w:t>He also wanted company — the ship's previous captain had shot himself out of loneliness.</w:t>
+      </w:r>
+      <w:r>
+        <w:br/>
+        <w:br/>
         <w:t>Darwin was twenty-two.</w:t>
       </w:r>
-    </w:p>
-    <w:p>
-      <w:pPr/>
       <w:r>
-        <w:t>His father objected. An uncle talked the father round.</w:t>
+        <w:br/>
+        <w:br/>
+        <w:t>His father objected, worried it was a waste of time.</w:t>
       </w:r>
-    </w:p>
-    <w:p>
-      <w:pPr/>
       <w:r>
-        <w:t>The Beagle sailed in December 1831 and came home in October 1836.</w:t>
+        <w:br/>
+        <w:br/>
+        <w:t>An uncle talked him round.</w:t>
       </w:r>
-    </w:p>
-    <w:p>
-      <w:pPr/>
       <w:r>
-        <w:t>Five years.</w:t>
+        <w:br/>
+        <w:br/>
+        <w:t>The Beagle sailed in December 1831 and did not come home until October 1836.</w:t>
       </w:r>
-    </w:p>
-    <w:p>
-      <w:pPr/>
       <w:r>
-        <w:t>Darwin was seasick for most of the time at sea and spent as much of the voyage on land as he could, riding across the pampas, climbing in the Andes, digging up fossils of giant extinct mammals in Argentina.</w:t>
+        <w:br/>
+        <w:br/>
+        <w:t>Five years at sea.</w:t>
       </w:r>
-    </w:p>
-    <w:p>
-      <w:pPr/>
       <w:r>
-        <w:t>He was not looking for a theory.</w:t>
+        <w:br/>
+        <w:br/>
+        <w:t>Darwin was seasick for most of that time.</w:t>
       </w:r>
-    </w:p>
-    <w:p>
-      <w:pPr/>
       <w:r>
-        <w:t>He was looking at everything.</w:t>
+        <w:br/>
+        <w:br/>
+        <w:t>So whenever the ship reached land, he got off it.</w:t>
+      </w:r>
+      <w:r>
+        <w:br/>
+        <w:br/>
+        <w:t>He rode across the grasslands of Argentina, climbed in the Andes mountains, and dug up fossils of giant extinct mammals.</w:t>
+      </w:r>
+      <w:r>
+        <w:br/>
+        <w:br/>
+        <w:t>He was not hunting for a theory.</w:t>
+      </w:r>
+      <w:r>
+        <w:br/>
+        <w:br/>
+        <w:t>He was simply looking at everything he could.</w:t>
       </w:r>
     </w:p>
     <w:p>
       <w:pPr>
         <w:pStyle w:val="Heading1"/>
+        <w:ind w:left="0" w:right="0" w:firstLine="0"/>
+        <w:jc w:val="center"/>
       </w:pPr>
       <w:r>
         <w:t>What He Actually Noticed in the Galápagos</w:t>
       </w:r>
     </w:p>
     <w:p>
-      <w:pPr/>
+      <w:pPr>
+        <w:ind w:left="0" w:right="0" w:firstLine="0"/>
+        <w:jc w:val="center"/>
+      </w:pPr>
       <w:r>
         <w:t>The Beagle reached the Galápagos Islands in September 1835 and stayed five weeks.</w:t>
       </w:r>
-    </w:p>
-    <w:p>
-      <w:pPr/>
       <w:r>
-        <w:t>The legend says Darwin looked at the finches, saw their different beaks, and understood evolution on the spot.</w:t>
+        <w:br/>
+        <w:br/>
+        <w:t>The popular story says Darwin looked at the islands' finches and noticed their different beaks.</w:t>
       </w:r>
-    </w:p>
-    <w:p>
-      <w:pPr/>
       <w:r>
-        <w:t>The legend was tidied up later, partly by Darwin himself.</w:t>
+        <w:br/>
+        <w:br/>
+        <w:t>In that story, he understood evolution right there on the spot.</w:t>
       </w:r>
-    </w:p>
-    <w:p>
-      <w:pPr/>
       <w:r>
-        <w:t>At the time he did not label his finches by island and had to reconstruct that from other people's specimens afterward.</w:t>
+        <w:br/>
+        <w:br/>
+        <w:t>Evolution is the idea that species change into new species over long stretches of time.</w:t>
       </w:r>
-    </w:p>
-    <w:p>
-      <w:pPr/>
       <w:r>
-        <w:t>What struck him were the mockingbirds, which clearly differed from island to island, and the giant tortoises, whose shells, the islands' vice-governor told him, revealed which island each came from.</w:t>
+        <w:br/>
+        <w:br/>
+        <w:t>That version was tidied up later, partly by Darwin himself, telling the story looking back.</w:t>
       </w:r>
-    </w:p>
-    <w:p>
-      <w:pPr/>
       <w:r>
-        <w:t>He wrote in his notebook that if these facts held up, they would undermine the stability of species.</w:t>
+        <w:br/>
+        <w:br/>
+        <w:t>At the time, he did not even label which island each finch had come from.</w:t>
       </w:r>
-    </w:p>
-    <w:p>
-      <w:pPr/>
       <w:r>
+        <w:br/>
+        <w:br/>
+        <w:t>He had to reconstruct that afterward, using other collectors' specimens.</w:t>
+      </w:r>
+      <w:r>
+        <w:br/>
+        <w:br/>
+        <w:t>What actually struck him were two other animals: mockingbirds and giant tortoises.</w:t>
+      </w:r>
+      <w:r>
+        <w:br/>
+        <w:br/>
+        <w:t>The mockingbirds clearly looked different from island to island.</w:t>
+      </w:r>
+      <w:r>
+        <w:br/>
+        <w:br/>
+        <w:t>So did the tortoises.</w:t>
+      </w:r>
+      <w:r>
+        <w:br/>
+        <w:br/>
+        <w:t>Their shells were so distinctive that the islands' vice-governor, their local administrator, could tell one island's tortoise from another.</w:t>
+      </w:r>
+      <w:r>
+        <w:br/>
+        <w:br/>
+        <w:t>He could look at a shell and instantly name its island.</w:t>
+      </w:r>
+      <w:r>
+        <w:br/>
+        <w:br/>
+        <w:t>Darwin wrote in his notebook that if these facts held up, they would undermine the idea that species stay fixed forever.</w:t>
+      </w:r>
+      <w:r>
+        <w:br/>
+        <w:br/>
         <w:t>The unsettling thought was not that the islands had strange animals.</w:t>
       </w:r>
-    </w:p>
-    <w:p>
-      <w:pPr/>
       <w:r>
-        <w:t>It was that each island had its own version of the same animal, as if a single ancestor had arrived and been reshaped.</w:t>
+        <w:br/>
+        <w:br/>
+        <w:t>It was that each island had its own version of the same animal.</w:t>
+      </w:r>
+      <w:r>
+        <w:br/>
+        <w:br/>
+        <w:t>It was as if one ancestor had arrived long ago and then been reshaped differently on each island.</w:t>
       </w:r>
     </w:p>
     <w:p>
       <w:pPr>
         <w:pStyle w:val="Heading1"/>
+        <w:ind w:left="0" w:right="0" w:firstLine="0"/>
+        <w:jc w:val="center"/>
       </w:pPr>
       <w:r>
         <w:t>Deep Time</w:t>
       </w:r>
     </w:p>
     <w:p>
-      <w:pPr/>
+      <w:pPr>
+        <w:ind w:left="0" w:right="0" w:firstLine="0"/>
+        <w:jc w:val="center"/>
+      </w:pPr>
       <w:r>
-        <w:t xml:space="preserve">On the voyage Darwin read Charles Lyell's </w:t>
+        <w:t>On the voyage, Darwin read a geology book by Charles Lyell, a British geologist, published volume by volume as the ship sailed.</w:t>
+      </w:r>
+      <w:r>
+        <w:br/>
+        <w:br/>
+        <w:t xml:space="preserve">The book was called </w:t>
       </w:r>
       <w:r>
         <w:rPr>
@@ -232,301 +344,716 @@
         <w:t>Principles of Geology</w:t>
       </w:r>
       <w:r>
-        <w:t>, volume by volume as they were published.</w:t>
+        <w:t>.</w:t>
       </w:r>
-    </w:p>
-    <w:p>
-      <w:pPr/>
       <w:r>
-        <w:t>Lyell argued that the Earth's surface had been shaped by ordinary processes, rivers, waves, earthquakes, volcanoes, acting over enormous stretches of time.</w:t>
+        <w:br/>
+        <w:br/>
+        <w:t>Lyell's big idea was simple.</w:t>
       </w:r>
-    </w:p>
-    <w:p>
-      <w:pPr/>
       <w:r>
-        <w:t>Darwin saw it for himself.</w:t>
+        <w:br/>
+        <w:br/>
+        <w:t>Ordinary forces — rivers, waves, earthquakes, volcanoes — could reshape the whole Earth, given enough time.</w:t>
       </w:r>
-    </w:p>
-    <w:p>
-      <w:pPr/>
       <w:r>
-        <w:t>In Chile he stood on a beach lifted several feet by an earthquake he had felt two weeks before, and found beds of seashells high in the Andes.</w:t>
+        <w:br/>
+        <w:br/>
+        <w:t>Darwin saw proof of this himself.</w:t>
       </w:r>
-    </w:p>
-    <w:p>
-      <w:pPr/>
       <w:r>
-        <w:t>If mountains could be raised an inch at a time, given enough time, what else could?</w:t>
+        <w:br/>
+        <w:br/>
+        <w:t>In Chile, he stood on a beach that an earthquake had lifted several feet into the air just two weeks earlier.</w:t>
       </w:r>
-    </w:p>
-    <w:p>
-      <w:pPr/>
       <w:r>
-        <w:t>Lyell gave Darwin the one thing every version of evolution needs.</w:t>
+        <w:br/>
+        <w:br/>
+        <w:t>He also found beds of seashells high up in the Andes mountains.</w:t>
       </w:r>
-    </w:p>
-    <w:p>
-      <w:pPr/>
       <w:r>
+        <w:br/>
+        <w:br/>
+        <w:t>They were left there, he realized, from back when that land was under the sea.</w:t>
+      </w:r>
+      <w:r>
+        <w:br/>
+        <w:br/>
+        <w:t>Mountains could rise an inch at a time and still end up thousands of feet tall.</w:t>
+      </w:r>
+      <w:r>
+        <w:br/>
+        <w:br/>
+        <w:t>So what else might slow, tiny changes add up to, given enough time?</w:t>
+      </w:r>
+      <w:r>
+        <w:br/>
+        <w:br/>
+        <w:t>Lyell had handed Darwin the one ingredient every version of evolution needs.</w:t>
+      </w:r>
+      <w:r>
+        <w:br/>
+        <w:br/>
         <w:t>Time.</w:t>
       </w:r>
-    </w:p>
-    <w:p>
-      <w:pPr/>
       <w:r>
+        <w:br/>
+        <w:br/>
         <w:t>Not thousands of years.</w:t>
       </w:r>
-    </w:p>
-    <w:p>
-      <w:pPr/>
       <w:r>
-        <w:t>Enough time for very small changes to add up to anything at all.</w:t>
+        <w:br/>
+        <w:br/>
+        <w:t>Millions of years — enough for very small changes to build into something enormous.</w:t>
       </w:r>
     </w:p>
     <w:p>
       <w:pPr>
         <w:pStyle w:val="Heading1"/>
+        <w:ind w:left="0" w:right="0" w:firstLine="0"/>
+        <w:jc w:val="center"/>
       </w:pPr>
       <w:r>
         <w:t>The Spark</w:t>
       </w:r>
     </w:p>
     <w:p>
-      <w:pPr/>
+      <w:pPr>
+        <w:ind w:left="0" w:right="0" w:firstLine="0"/>
+        <w:jc w:val="center"/>
+      </w:pPr>
       <w:r>
-        <w:t>Back in England, Darwin sorted his collections and filled notebooks.</w:t>
+        <w:t>Back home in England, Darwin sorted through his collections and filled notebook after notebook.</w:t>
       </w:r>
-    </w:p>
-    <w:p>
-      <w:pPr/>
       <w:r>
-        <w:t>He had the pieces.</w:t>
+        <w:br/>
+        <w:br/>
+        <w:t>He now had several puzzle pieces.</w:t>
       </w:r>
-    </w:p>
-    <w:p>
-      <w:pPr/>
       <w:r>
-        <w:t>Species varied. Islands had their own versions of animals. The Earth was old.</w:t>
+        <w:br/>
+        <w:br/>
+        <w:t>Species varied from place to place.</w:t>
       </w:r>
-    </w:p>
-    <w:p>
-      <w:pPr/>
       <w:r>
-        <w:t>What he lacked was a mechanism, a reason why varieties should change and not simply wander.</w:t>
+        <w:br/>
+        <w:br/>
+        <w:t>Islands each had their own version of the same animal.</w:t>
       </w:r>
-    </w:p>
-    <w:p>
-      <w:pPr/>
       <w:r>
-        <w:t>In the autumn of 1838 he read, for amusement, a book by the economist Thomas Malthus on population.</w:t>
+        <w:br/>
+        <w:br/>
+        <w:t>The Earth was old enough for slow change to matter.</w:t>
       </w:r>
-    </w:p>
-    <w:p>
-      <w:pPr/>
       <w:r>
-        <w:t>Malthus's point was grim and arithmetical.</w:t>
+        <w:br/>
+        <w:br/>
+        <w:t>What he still lacked was a mechanism — a reason why varieties would actually change, instead of just wandering at random.</w:t>
       </w:r>
-    </w:p>
-    <w:p>
-      <w:pPr/>
       <w:r>
-        <w:t>Populations grow faster than their food. Far more are born than can survive. Something must check the numbers, and the check is struggle.</w:t>
+        <w:br/>
+        <w:br/>
+        <w:t>In the autumn of 1838, Darwin read a book for fun.</w:t>
       </w:r>
-    </w:p>
-    <w:p>
-      <w:pPr/>
       <w:r>
-        <w:t>Darwin saw at once what that meant for animals and plants.</w:t>
+        <w:br/>
+        <w:br/>
+        <w:t>Its author was the economist Thomas Malthus, a clergyman who wrote about population growth.</w:t>
       </w:r>
-    </w:p>
-    <w:p>
-      <w:pPr/>
       <w:r>
-        <w:t>If far more are born than survive, and if the survivors are not a random sample but the ones slightly better suited to the circumstances, then every generation is a filter.</w:t>
+        <w:br/>
+        <w:br/>
+        <w:t>Malthus's point was blunt and mathematical.</w:t>
       </w:r>
-    </w:p>
-    <w:p>
-      <w:pPr/>
       <w:r>
-        <w:t>Favorable variations would be preserved. Unfavorable ones would be destroyed.</w:t>
+        <w:br/>
+        <w:br/>
+        <w:t>Populations grow faster than their food supply.</w:t>
       </w:r>
-    </w:p>
-    <w:p>
-      <w:pPr/>
       <w:r>
-        <w:t>He wrote later that he had at last got a theory by which to work.</w:t>
+        <w:br/>
+        <w:br/>
+        <w:t>Far more babies are born, of any species, than can possibly survive.</w:t>
+      </w:r>
+      <w:r>
+        <w:br/>
+        <w:br/>
+        <w:t>Something has to keep the numbers in check, and that something is a constant struggle just to survive.</w:t>
+      </w:r>
+      <w:r>
+        <w:br/>
+        <w:br/>
+        <w:t>Darwin instantly saw what this meant for animals and plants.</w:t>
+      </w:r>
+      <w:r>
+        <w:br/>
+        <w:br/>
+        <w:t>Far more offspring are born than can survive.</w:t>
+      </w:r>
+      <w:r>
+        <w:br/>
+        <w:br/>
+        <w:t>And the ones who do survive are not a random sample — they are the ones slightly better suited to their surroundings.</w:t>
+      </w:r>
+      <w:r>
+        <w:br/>
+        <w:br/>
+        <w:t>That means every generation acts like a filter.</w:t>
+      </w:r>
+      <w:r>
+        <w:br/>
+        <w:br/>
+        <w:t>Helpful variations get kept.</w:t>
+      </w:r>
+      <w:r>
+        <w:br/>
+        <w:br/>
+        <w:t>Unhelpful ones get weeded out.</w:t>
+      </w:r>
+      <w:r>
+        <w:br/>
+        <w:br/>
+        <w:t>He wrote later that he finally had a theory to work with.</w:t>
       </w:r>
     </w:p>
     <w:p>
       <w:pPr>
         <w:pStyle w:val="Heading1"/>
+        <w:ind w:left="0" w:right="0" w:firstLine="0"/>
+        <w:jc w:val="center"/>
       </w:pPr>
       <w:r>
         <w:t>Twenty Years in a Drawer</w:t>
       </w:r>
     </w:p>
     <w:p>
-      <w:pPr/>
+      <w:pPr>
+        <w:ind w:left="0" w:right="0" w:firstLine="0"/>
+        <w:jc w:val="center"/>
+      </w:pPr>
       <w:r>
-        <w:t>He then did nothing with it for twenty years.</w:t>
+        <w:t>Then he did nothing with it for twenty years.</w:t>
       </w:r>
-    </w:p>
-    <w:p>
-      <w:pPr/>
       <w:r>
-        <w:t>Not nothing, exactly.</w:t>
+        <w:br/>
+        <w:br/>
+        <w:t>Not quite nothing.</w:t>
       </w:r>
-    </w:p>
-    <w:p>
-      <w:pPr/>
       <w:r>
-        <w:t>He wrote it out in 1842 and again in 1844, sealed the essay with instructions for his wife to publish it if he died, and put it away.</w:t>
+        <w:br/>
+        <w:br/>
+        <w:t>He wrote the idea out in 1842, and again in 1844.</w:t>
       </w:r>
-    </w:p>
-    <w:p>
-      <w:pPr/>
       <w:r>
-        <w:t>He spent eight years on barnacles, becoming the world's authority on a group of animals nobody else cared about, partly to earn the right to speak about species.</w:t>
+        <w:br/>
+        <w:br/>
+        <w:t>He even left instructions for his wife to publish that second essay if he died before finishing his work.</w:t>
       </w:r>
-    </w:p>
-    <w:p>
-      <w:pPr/>
       <w:r>
-        <w:t>He bred pigeons. He corresponded with breeders, gardeners, and naturalists across the world. He gathered facts the way he had once gathered beetles.</w:t>
+        <w:br/>
+        <w:br/>
+        <w:t>Then he put it away in a drawer.</w:t>
       </w:r>
-    </w:p>
-    <w:p>
-      <w:pPr/>
       <w:r>
-        <w:t>Why the delay?</w:t>
+        <w:br/>
+        <w:br/>
+        <w:t>He spent eight years studying barnacles, small shelled sea creatures that stick to rocks and boats.</w:t>
       </w:r>
-    </w:p>
-    <w:p>
-      <w:pPr/>
       <w:r>
-        <w:t>Several reasons, and biographers still weigh them.</w:t>
+        <w:br/>
+        <w:br/>
+        <w:t>He became the world's leading expert on a group of animals that almost nobody else cared about.</w:t>
       </w:r>
-    </w:p>
-    <w:p>
-      <w:pPr/>
       <w:r>
-        <w:t>He knew the idea would offend, and he was a cautious, anxious man married to a devout woman.</w:t>
+        <w:br/>
+        <w:br/>
+        <w:t>Partly, he did this to earn the right to be taken seriously on the bigger question of species.</w:t>
       </w:r>
-    </w:p>
-    <w:p>
-      <w:pPr/>
       <w:r>
-        <w:t>He wanted the case to be overwhelming.</w:t>
+        <w:br/>
+        <w:br/>
+        <w:t>He bred pigeons.</w:t>
       </w:r>
-    </w:p>
-    <w:p>
-      <w:pPr/>
       <w:r>
-        <w:t>And he was, for much of the time, ill, with symptoms nobody has fully explained.</w:t>
+        <w:br/>
+        <w:br/>
+        <w:t>He wrote letters to breeders, gardeners, and naturalists all over the world.</w:t>
       </w:r>
-    </w:p>
-    <w:p>
-      <w:pPr/>
       <w:r>
-        <w:t>Whatever the mix, he might have delayed indefinitely.</w:t>
+        <w:br/>
+        <w:br/>
+        <w:t>He gathered facts the way he had once gathered beetles: obsessively.</w:t>
       </w:r>
-    </w:p>
-    <w:p>
-      <w:pPr/>
       <w:r>
+        <w:br/>
+        <w:br/>
+        <w:t>Why the long delay?</w:t>
+      </w:r>
+      <w:r>
+        <w:br/>
+        <w:br/>
+        <w:t>Historians still debate the exact reasons.</w:t>
+      </w:r>
+      <w:r>
+        <w:br/>
+        <w:br/>
+        <w:t>He knew the idea would upset people, and he was a cautious, anxious man, married to a devoutly religious wife.</w:t>
+      </w:r>
+      <w:r>
+        <w:br/>
+        <w:br/>
+        <w:t>He wanted his case to be airtight before he published it.</w:t>
+      </w:r>
+      <w:r>
+        <w:br/>
+        <w:br/>
+        <w:t>And for much of this time he was sick, with symptoms doctors still cannot fully explain.</w:t>
+      </w:r>
+      <w:r>
+        <w:br/>
+        <w:br/>
+        <w:t>Whatever the real mix of reasons, he might have delayed forever.</w:t>
+      </w:r>
+      <w:r>
+        <w:br/>
+        <w:br/>
         <w:t>Then a letter arrived.</w:t>
       </w:r>
     </w:p>
     <w:p>
       <w:pPr>
         <w:pStyle w:val="Heading1"/>
+        <w:ind w:left="0" w:right="0" w:firstLine="0"/>
+        <w:jc w:val="center"/>
       </w:pPr>
       <w:r>
         <w:t>The Letter From the Other Side of the World</w:t>
       </w:r>
     </w:p>
     <w:p>
-      <w:pPr/>
+      <w:pPr>
+        <w:ind w:left="0" w:right="0" w:firstLine="0"/>
+        <w:jc w:val="center"/>
+      </w:pPr>
       <w:r>
-        <w:t>Alfred Russel Wallace was fourteen years younger, self-taught, and poor.</w:t>
+        <w:t>Alfred Russel Wallace was fourteen years younger than Darwin, self-taught, and poor.</w:t>
       </w:r>
-    </w:p>
-    <w:p>
-      <w:pPr/>
       <w:r>
-        <w:t>He made his living collecting specimens in the tropics and selling them, first in the Amazon, where his ship burned on the way home with almost everything he had collected, and then in the Malay Archipelago.</w:t>
+        <w:br/>
+        <w:br/>
+        <w:t>He made his living by collecting animal specimens in the tropics and selling them to collectors back home.</w:t>
       </w:r>
-    </w:p>
-    <w:p>
-      <w:pPr/>
       <w:r>
-        <w:t>In 1858, lying in a fever on a small island in what is now Indonesia, he thought about Malthus, whom he had also read, and saw the same thing Darwin had seen.</w:t>
+        <w:br/>
+        <w:br/>
+        <w:t>He worked first in the Amazon rainforest, where the ship carrying almost everything he had gathered caught fire on the way home.</w:t>
       </w:r>
-    </w:p>
-    <w:p>
-      <w:pPr/>
       <w:r>
-        <w:t>He wrote it up in a few days and posted it to the one naturalist he thought would appreciate it.</w:t>
+        <w:br/>
+        <w:br/>
+        <w:t>Then he worked in the Malay Archipelago, islands in what is now Indonesia and Malaysia.</w:t>
       </w:r>
-    </w:p>
-    <w:p>
-      <w:pPr/>
       <w:r>
+        <w:br/>
+        <w:br/>
+        <w:t>In 1858, Wallace lay sick with fever on a small island there.</w:t>
+      </w:r>
+      <w:r>
+        <w:br/>
+        <w:br/>
+        <w:t>He thought about Malthus too — he had read the same population book.</w:t>
+      </w:r>
+      <w:r>
+        <w:br/>
+        <w:br/>
+        <w:t>He landed on the very same idea Darwin had.</w:t>
+      </w:r>
+      <w:r>
+        <w:br/>
+        <w:br/>
+        <w:t>He wrote it up in just a few days and mailed it to the one scientist he thought would appreciate it most.</w:t>
+      </w:r>
+      <w:r>
+        <w:br/>
+        <w:br/>
         <w:t>Darwin.</w:t>
       </w:r>
-    </w:p>
-    <w:p>
-      <w:pPr/>
       <w:r>
-        <w:t>Darwin opened the envelope in June 1858 and found his own theory, in someone else's handwriting, asking to be forwarded to Lyell.</w:t>
+        <w:br/>
+        <w:br/>
+        <w:t>Darwin opened the envelope in June 1858.</w:t>
       </w:r>
-    </w:p>
-    <w:p>
-      <w:pPr/>
       <w:r>
-        <w:t>He wrote to Lyell that if Wallace had had his manuscript from 1842, he could not have made a better short abstract.</w:t>
+        <w:br/>
+        <w:br/>
+        <w:t>Inside, he found his own theory, written out in someone else's handwriting, with a request to forward it to Lyell.</w:t>
       </w:r>
-    </w:p>
-    <w:p>
-      <w:pPr/>
       <w:r>
-        <w:t>Lyell and the botanist Joseph Hooker arranged a compromise.</w:t>
+        <w:br/>
+        <w:br/>
+        <w:t>He wrote to Lyell that Wallace's essay was uncannily close to his own.</w:t>
       </w:r>
-    </w:p>
-    <w:p>
-      <w:pPr/>
       <w:r>
-        <w:t>Wallace's paper and extracts from Darwin's earlier writings were read together at the Linnean Society of London on the first of July, 1858.</w:t>
+        <w:br/>
+        <w:br/>
+        <w:t>If Wallace had somehow read Darwin's unpublished 1842 essay, he could not have written a better short summary of it.</w:t>
       </w:r>
-    </w:p>
-    <w:p>
-      <w:pPr/>
       <w:r>
-        <w:t>Neither author was present. Wallace was still in the tropics. Darwin was burying a son who had died of scarlet fever.</w:t>
+        <w:br/>
+        <w:br/>
+        <w:t>Lyell and the botanist Joseph Hooker, an expert on plants, worked out a compromise.</w:t>
       </w:r>
-    </w:p>
-    <w:p>
-      <w:pPr/>
       <w:r>
-        <w:t>The society's president, summing up the year, remarked that it had not been marked by any striking discoveries.</w:t>
+        <w:br/>
+        <w:br/>
+        <w:t>Wallace's paper and pieces of Darwin's older, unpublished writings would be read out together.</w:t>
+      </w:r>
+      <w:r>
+        <w:br/>
+        <w:br/>
+        <w:t>The reading happened at the Linnean Society of London, a scientific society for naturalists, on the first of July, 1858.</w:t>
+      </w:r>
+      <w:r>
+        <w:br/>
+        <w:br/>
+        <w:t>Neither man showed up.</w:t>
+      </w:r>
+      <w:r>
+        <w:br/>
+        <w:br/>
+        <w:t>Wallace was still overseas in the tropics.</w:t>
+      </w:r>
+      <w:r>
+        <w:br/>
+        <w:br/>
+        <w:t>Darwin was burying a son who had just died of scarlet fever.</w:t>
+      </w:r>
+      <w:r>
+        <w:br/>
+        <w:br/>
+        <w:t>The society's president summed up the year's events.</w:t>
+      </w:r>
+      <w:r>
+        <w:br/>
+        <w:br/>
+        <w:t>He remarked that it had not been marked by any striking discoveries.</w:t>
+      </w:r>
+      <w:r>
+        <w:br/>
+        <w:br/>
+        <w:t>It was one of the most wrong predictions in the history of science.</w:t>
       </w:r>
     </w:p>
     <w:p>
       <w:pPr>
         <w:pStyle w:val="Heading1"/>
+        <w:ind w:left="0" w:right="0" w:firstLine="0"/>
+        <w:jc w:val="center"/>
       </w:pPr>
       <w:r>
         <w:t>One Long Argument</w:t>
       </w:r>
     </w:p>
     <w:p>
-      <w:pPr/>
+      <w:pPr>
+        <w:ind w:left="0" w:right="0" w:firstLine="0"/>
+        <w:jc w:val="center"/>
+      </w:pPr>
       <w:r>
-        <w:t>Darwin now wrote quickly.</w:t>
+        <w:t>Darwin now worked fast.</w:t>
+      </w:r>
+      <w:r>
+        <w:rPr>
+          <w:i/>
+        </w:rPr>
+        <w:br/>
+        <w:br/>
+        <w:t>On the Origin of Species</w:t>
+      </w:r>
+      <w:r>
+        <w:t xml:space="preserve"> came out in November 1859.</w:t>
+      </w:r>
+      <w:r>
+        <w:br/>
+        <w:br/>
+        <w:t>It sold out its entire first printing on the very day it appeared.</w:t>
+      </w:r>
+      <w:r>
+        <w:br/>
+        <w:br/>
+        <w:t>Darwin called the book “one long argument.”</w:t>
+      </w:r>
+      <w:r>
+        <w:br/>
+        <w:br/>
+        <w:t>It is, and the whole argument can be boiled down to five lines.</w:t>
+      </w:r>
+      <w:r>
+        <w:br/>
+        <w:br/>
+        <w:t>Individuals within a population vary from one another.</w:t>
+      </w:r>
+      <w:r>
+        <w:br/>
+        <w:br/>
+        <w:t>Some of that variation gets passed down to offspring.</w:t>
+      </w:r>
+      <w:r>
+        <w:br/>
+        <w:br/>
+        <w:t>Far more offspring are produced than can survive to have offspring of their own.</w:t>
+      </w:r>
+      <w:r>
+        <w:br/>
+        <w:br/>
+        <w:t>The individuals whose variations suit them better to their surroundings tend to leave more descendants.</w:t>
+      </w:r>
+      <w:r>
+        <w:br/>
+        <w:br/>
+        <w:t>So, generation after generation, populations change.</w:t>
+      </w:r>
+      <w:r>
+        <w:br/>
+        <w:br/>
+        <w:t xml:space="preserve">Given enough time and enough divergence, new species arise from old ones through what Darwin called </w:t>
+      </w:r>
+      <w:r>
+        <w:rPr>
+          <w:b/>
+        </w:rPr>
+        <w:t>descent with modification</w:t>
+      </w:r>
+      <w:r>
+        <w:t>.</w:t>
+      </w:r>
+      <w:r>
+        <w:br/>
+        <w:br/>
+        <w:t>None of those five lines is surprising by itself.</w:t>
+      </w:r>
+      <w:r>
+        <w:br/>
+        <w:br/>
+        <w:t>Darwin's real achievement was noticing that, put together, they form an engine.</w:t>
+      </w:r>
+      <w:r>
+        <w:br/>
+        <w:br/>
+        <w:t>He then spent four hundred pages proving it.</w:t>
+      </w:r>
+      <w:r>
+        <w:br/>
+        <w:br/>
+        <w:t>He showed that this one engine explains things naturalists had been cataloguing for a century.</w:t>
+      </w:r>
+      <w:r>
+        <w:br/>
+        <w:br/>
+        <w:t>It explains why animals fit their surroundings so well.</w:t>
+      </w:r>
+      <w:r>
+        <w:br/>
+        <w:br/>
+        <w:t>It explains why related species resemble each other.</w:t>
+      </w:r>
+      <w:r>
+        <w:br/>
+        <w:br/>
+        <w:t>It explains the pattern of fossils and the geography of where species live.</w:t>
+      </w:r>
+      <w:r>
+        <w:br/>
+        <w:br/>
+        <w:t>It even explains the leftover, seemingly useless body parts that many animals carry.</w:t>
+      </w:r>
+      <w:r>
+        <w:br/>
+        <w:br/>
+        <w:t>The word “evolution” appears in the whole first edition only once, as the very last word of the book.</w:t>
+      </w:r>
+      <w:r>
+        <w:br/>
+        <w:br/>
+        <w:t>Darwin preferred the phrase “descent with modification.”</w:t>
+      </w:r>
+      <w:r>
+        <w:br/>
+        <w:br/>
+        <w:t>It is more precise: it says exactly what happens, instead of just naming the result.</w:t>
       </w:r>
     </w:p>
     <w:p>
-      <w:pPr/>
+      <w:pPr>
+        <w:pStyle w:val="Heading1"/>
+        <w:ind w:left="0" w:right="0" w:firstLine="0"/>
+        <w:jc w:val="center"/>
+      </w:pPr>
+      <w:r>
+        <w:t>What He Did Not Know</w:t>
+      </w:r>
+    </w:p>
+    <w:p>
+      <w:pPr>
+        <w:ind w:left="0" w:right="0" w:firstLine="0"/>
+        <w:jc w:val="center"/>
+      </w:pPr>
+      <w:r>
+        <w:t>Darwin's engine had two missing parts, and he knew it.</w:t>
+      </w:r>
+      <w:r>
+        <w:br/>
+        <w:br/>
+        <w:t xml:space="preserve">First, he did not know how </w:t>
+      </w:r>
+      <w:r>
+        <w:rPr>
+          <w:b/>
+        </w:rPr>
+        <w:t>heredity</w:t>
+      </w:r>
+      <w:r>
+        <w:t>, the passing of traits from parents to children, actually worked.</w:t>
+      </w:r>
+      <w:r>
+        <w:br/>
+        <w:br/>
+        <w:t>Like most people at the time, he assumed a child inherited a blend of both parents' traits.</w:t>
+      </w:r>
+      <w:r>
+        <w:br/>
+        <w:br/>
+        <w:t>Picture it like mixing two paint colors together.</w:t>
+      </w:r>
+      <w:r>
+        <w:br/>
+        <w:br/>
+        <w:t>A sharp critic pointed out the problem with that.</w:t>
+      </w:r>
+      <w:r>
+        <w:br/>
+        <w:br/>
+        <w:t>Blending would dilute any new, helpful variation down to nothing within just a few generations.</w:t>
+      </w:r>
+      <w:r>
+        <w:br/>
+        <w:br/>
+        <w:t>It would vanish long before it could do any good.</w:t>
+      </w:r>
+      <w:r>
+        <w:br/>
+        <w:br/>
+        <w:t>Darwin never found a good answer.</w:t>
+      </w:r>
+      <w:r>
+        <w:br/>
+        <w:br/>
+        <w:t>The real answer was sitting, already published, in an obscure journal, in a paper about pea plants.</w:t>
+      </w:r>
+      <w:r>
+        <w:br/>
+        <w:br/>
+        <w:t>Chapter 8, on the monk who counted pea plants and the birth of modern genetics, will open it up.</w:t>
+      </w:r>
+      <w:r>
+        <w:br/>
+        <w:br/>
+        <w:t>Second, Darwin did not know how old the Earth actually was.</w:t>
+      </w:r>
+      <w:r>
+        <w:br/>
+        <w:br/>
+        <w:t>The physicist William Thomson, later given the title Lord Kelvin, did the math.</w:t>
+      </w:r>
+      <w:r>
+        <w:br/>
+        <w:br/>
+        <w:t>He calculated how fast a hot planet like Earth should cool down.</w:t>
+      </w:r>
+      <w:r>
+        <w:br/>
+        <w:br/>
+        <w:t>His answer: Earth could be at most a few tens of millions of years old.</w:t>
+      </w:r>
+      <w:r>
+        <w:br/>
+        <w:br/>
+        <w:t>That was far too short a time for Darwin's slow, gradual engine to have done its work.</w:t>
+      </w:r>
+      <w:r>
+        <w:br/>
+        <w:br/>
+        <w:t>Kelvin was wrong.</w:t>
+      </w:r>
+      <w:r>
+        <w:br/>
+        <w:br/>
+        <w:t>He had no way of knowing that the Earth has its own internal heat source.</w:t>
+      </w:r>
+      <w:r>
+        <w:br/>
+        <w:br/>
+        <w:t>That source is radioactivity, energy released by naturally decaying atoms, and it keeps the planet warm far longer than plain cooling allows.</w:t>
+      </w:r>
+      <w:r>
+        <w:br/>
+        <w:br/>
+        <w:t>The true age of the Earth is about four and a half billion years.</w:t>
+      </w:r>
+      <w:r>
+        <w:br/>
+        <w:br/>
+        <w:t>Picture shrinking all of Earth's history down into a single calendar year.</w:t>
+      </w:r>
+      <w:r>
+        <w:br/>
+        <w:br/>
+        <w:t>On that scale, the dinosaurs do not show up until late December.</w:t>
+      </w:r>
+      <w:r>
+        <w:br/>
+        <w:br/>
+        <w:t>Humans arrive only in the last few minutes before midnight on December 31st.</w:t>
+      </w:r>
+      <w:r>
+        <w:br/>
+        <w:br/>
+        <w:t>In Darwin's own lifetime, though, the physicist had the numbers on his side.</w:t>
+      </w:r>
+      <w:r>
+        <w:br/>
+        <w:br/>
+        <w:t>The naturalist had only a hunch that those numbers had to be wrong.</w:t>
+      </w:r>
+      <w:r>
+        <w:br/>
+        <w:br/>
+        <w:t>Darwin was right.</w:t>
+      </w:r>
+      <w:r>
+        <w:br/>
+        <w:br/>
+        <w:t>It took another fifty years to prove it.</w:t>
+      </w:r>
+    </w:p>
+    <w:p>
+      <w:pPr>
+        <w:pStyle w:val="Heading1"/>
+        <w:ind w:left="0" w:right="0" w:firstLine="0"/>
+        <w:jc w:val="center"/>
+      </w:pPr>
+      <w:r>
+        <w:t>What Happened Next</w:t>
+      </w:r>
+    </w:p>
+    <w:p>
+      <w:pPr>
+        <w:ind w:left="0" w:right="0" w:firstLine="0"/>
+        <w:jc w:val="center"/>
+      </w:pPr>
+      <w:r>
+        <w:t xml:space="preserve">People often describe the reaction to </w:t>
+      </w:r>
       <w:r>
         <w:rPr>
           <w:i/>
@@ -534,268 +1061,155 @@
         <w:t>On the Origin of Species</w:t>
       </w:r>
       <w:r>
-        <w:t xml:space="preserve"> was published in November 1859 and sold out its first printing on the day it appeared.</w:t>
+        <w:t xml:space="preserve"> as a battle between science and religion.</w:t>
       </w:r>
-    </w:p>
-    <w:p>
-      <w:pPr/>
       <w:r>
-        <w:t>He called the book one long argument.</w:t>
+        <w:br/>
+        <w:br/>
+        <w:t>There was some of that.</w:t>
       </w:r>
-    </w:p>
-    <w:p>
-      <w:pPr/>
       <w:r>
-        <w:t>It is, and the argument can be stated in five lines.</w:t>
+        <w:br/>
+        <w:br/>
+        <w:t>But the more interesting reaction happened among scientists themselves.</w:t>
       </w:r>
-    </w:p>
-    <w:p>
-      <w:pPr/>
       <w:r>
-        <w:t>Individuals in a population vary.</w:t>
+        <w:br/>
+        <w:br/>
+        <w:t>Within a decade or two, most biologists accepted that species really had evolved from earlier species.</w:t>
       </w:r>
-    </w:p>
-    <w:p>
-      <w:pPr/>
       <w:r>
-        <w:t>Some of that variation is inherited.</w:t>
+        <w:br/>
+        <w:br/>
+        <w:t xml:space="preserve">Far fewer of them accepted </w:t>
       </w:r>
-    </w:p>
-    <w:p>
-      <w:pPr/>
       <w:r>
-        <w:t>Far more offspring are produced than can survive to reproduce.</w:t>
+        <w:rPr>
+          <w:b/>
+        </w:rPr>
+        <w:t>natural selection</w:t>
       </w:r>
-    </w:p>
-    <w:p>
-      <w:pPr/>
       <w:r>
-        <w:t>Individuals whose variations suit them better to their circumstances leave more descendants.</w:t>
+        <w:t xml:space="preserve"> as the reason why.</w:t>
       </w:r>
-    </w:p>
-    <w:p>
-      <w:pPr/>
       <w:r>
-        <w:t>Therefore, over generations, populations change, and given enough time and enough divergence, new species arise from old ones by descent with modification.</w:t>
+        <w:br/>
+        <w:br/>
+        <w:t>Natural selection means that whichever individuals happen to be best suited to their surroundings survive and reproduce more.</w:t>
       </w:r>
-    </w:p>
-    <w:p>
-      <w:pPr/>
       <w:r>
-        <w:t>None of the five lines is surprising on its own.</w:t>
+        <w:br/>
+        <w:br/>
+        <w:t>It seemed too weak, too slow, and too dependent on a missing theory of heredity that nobody yet had.</w:t>
       </w:r>
-    </w:p>
-    <w:p>
-      <w:pPr/>
       <w:r>
-        <w:t>Darwin's achievement was to see that together they are an engine, and to spend four hundred pages showing that the engine explains what naturalists had been cataloguing for a century: the fit of animals to their surroundings, the family resemblances between species, the fossils, the geography, the leftover organs with no use.</w:t>
+        <w:br/>
+        <w:br/>
+        <w:t>Rival explanations sprang up instead.</w:t>
       </w:r>
-    </w:p>
-    <w:p>
-      <w:pPr/>
       <w:r>
-        <w:t>The word evolution appears in the first edition only once, as the last word.</w:t>
+        <w:br/>
+        <w:br/>
+        <w:t>Some scientists imagined inner drives pushing species toward perfection.</w:t>
       </w:r>
-    </w:p>
-    <w:p>
-      <w:pPr/>
       <w:r>
-        <w:t>He preferred descent with modification.</w:t>
+        <w:br/>
+        <w:br/>
+        <w:t>Others thought habits picked up during life could be passed straight to children.</w:t>
       </w:r>
-    </w:p>
-    <w:p>
-      <w:pPr/>
       <w:r>
-        <w:t>It is more precise.</w:t>
+        <w:br/>
+        <w:br/>
+        <w:t>Others imagined sudden, unexplained jumps between species.</w:t>
+      </w:r>
+      <w:r>
+        <w:br/>
+        <w:br/>
+        <w:t>By 1900, one historian could accurately describe natural selection as being on its deathbed, nearly abandoned as an idea.</w:t>
+      </w:r>
+      <w:r>
+        <w:br/>
+        <w:br/>
+        <w:t>It recovered — but not until the 1920s and 1930s.</w:t>
+      </w:r>
+      <w:r>
+        <w:br/>
+        <w:br/>
+        <w:t>That is when mathematicians combined it with the rediscovered pea-plant experiments you will meet in Chapter 8.</w:t>
+      </w:r>
+      <w:r>
+        <w:br/>
+        <w:br/>
+        <w:t>The point for now is this: the idea did not win because Darwin announced it.</w:t>
+      </w:r>
+      <w:r>
+        <w:br/>
+        <w:br/>
+        <w:t>It won, eventually, because it kept explaining things better than any rival could.</w:t>
       </w:r>
     </w:p>
     <w:p>
       <w:pPr>
         <w:pStyle w:val="Heading1"/>
-      </w:pPr>
-      <w:r>
-        <w:t>What He Did Not Know</w:t>
-      </w:r>
-    </w:p>
-    <w:p>
-      <w:pPr/>
-      <w:r>
-        <w:t>Darwin's engine had two missing parts, and he knew it.</w:t>
-      </w:r>
-    </w:p>
-    <w:p>
-      <w:pPr/>
-      <w:r>
-        <w:t>He did not know how inheritance worked.</w:t>
-      </w:r>
-    </w:p>
-    <w:p>
-      <w:pPr/>
-      <w:r>
-        <w:t>He assumed, as most people did, that the traits of the two parents blended in the child, and a sharp critic pointed out that blending would dilute any new variation to nothing within a few generations. Darwin never found a good answer. The answer was sitting in an obscure journal, in a paper on peas, and Chapter 8 will open it.</w:t>
-      </w:r>
-    </w:p>
-    <w:p>
-      <w:pPr/>
-      <w:r>
-        <w:t>He also did not know how old the Earth was.</w:t>
-      </w:r>
-    </w:p>
-    <w:p>
-      <w:pPr/>
-      <w:r>
-        <w:t>The physicist William Thomson, later Lord Kelvin, calculated from the cooling of the planet that it could be no more than a few tens of millions of years old, far too short for Darwin's slow engine.</w:t>
-      </w:r>
-    </w:p>
-    <w:p>
-      <w:pPr/>
-      <w:r>
-        <w:t>Kelvin was wrong, because the Earth has a heat source he could not have known about, radioactivity, and the true age is about four and a half billion years.</w:t>
-      </w:r>
-    </w:p>
-    <w:p>
-      <w:pPr/>
-      <w:r>
-        <w:t>But in Darwin's lifetime the physicist had the numbers and the naturalist had only a feeling that the numbers must be mistaken.</w:t>
-      </w:r>
-    </w:p>
-    <w:p>
-      <w:pPr/>
-      <w:r>
-        <w:t>He was right. It took fifty years to show it.</w:t>
-      </w:r>
-    </w:p>
-    <w:p>
-      <w:pPr>
-        <w:pStyle w:val="Heading1"/>
-      </w:pPr>
-      <w:r>
-        <w:t>What Happened Next</w:t>
-      </w:r>
-    </w:p>
-    <w:p>
-      <w:pPr/>
-      <w:r>
-        <w:t xml:space="preserve">The reaction to the </w:t>
-      </w:r>
-      <w:r>
-        <w:rPr>
-          <w:i/>
-        </w:rPr>
-        <w:t>Origin</w:t>
-      </w:r>
-      <w:r>
-        <w:t xml:space="preserve"> is usually told as a battle between science and religion, and there was some of that.</w:t>
-      </w:r>
-    </w:p>
-    <w:p>
-      <w:pPr/>
-      <w:r>
-        <w:t>The more interesting reaction was among scientists.</w:t>
-      </w:r>
-    </w:p>
-    <w:p>
-      <w:pPr/>
-      <w:r>
-        <w:t>Within a decade or two, most biologists accepted that species had evolved from earlier species.</w:t>
-      </w:r>
-    </w:p>
-    <w:p>
-      <w:pPr/>
-      <w:r>
-        <w:t>Most of them did not accept that natural selection was the reason.</w:t>
-      </w:r>
-    </w:p>
-    <w:p>
-      <w:pPr/>
-      <w:r>
-        <w:t>It seemed too weak, too slow, and too dependent on the missing theory of heredity. Rival mechanisms flourished: inner drives toward perfection, the inheritance of acquired habits, sudden jumps.</w:t>
-      </w:r>
-    </w:p>
-    <w:p>
-      <w:pPr/>
-      <w:r>
-        <w:t>By 1900 one historian could describe natural selection as being on its deathbed.</w:t>
-      </w:r>
-    </w:p>
-    <w:p>
-      <w:pPr/>
-      <w:r>
-        <w:t>It recovered, but not until the 1920s and 1930s, when mathematics and Mendel's rediscovered peas were finally combined.</w:t>
-      </w:r>
-    </w:p>
-    <w:p>
-      <w:pPr/>
-      <w:r>
-        <w:t>That story is Chapter 8.</w:t>
-      </w:r>
-    </w:p>
-    <w:p>
-      <w:pPr/>
-      <w:r>
-        <w:t>The point for now is that the idea did not win because it was announced.</w:t>
-      </w:r>
-    </w:p>
-    <w:p>
-      <w:pPr/>
-      <w:r>
-        <w:t>It won, eventually, because it kept explaining things.</w:t>
-      </w:r>
-    </w:p>
-    <w:p>
-      <w:pPr>
-        <w:pStyle w:val="Heading1"/>
+        <w:ind w:left="0" w:right="0" w:firstLine="0"/>
+        <w:jc w:val="center"/>
       </w:pPr>
       <w:r>
         <w:t>The Evolutionary Punchline</w:t>
       </w:r>
     </w:p>
     <w:p>
-      <w:pPr/>
+      <w:pPr>
+        <w:ind w:left="0" w:right="0" w:firstLine="0"/>
+        <w:jc w:val="center"/>
+      </w:pPr>
       <w:r>
-        <w:t>A young man who had failed at medicine and drifted toward the Church went around the world because a captain wanted company.</w:t>
+        <w:t>A young man who had failed at medicine and drifted toward the Church ended up sailing around the world.</w:t>
       </w:r>
-    </w:p>
-    <w:p>
-      <w:pPr/>
       <w:r>
-        <w:t>He noticed that each island had its own mockingbird.</w:t>
+        <w:br/>
+        <w:br/>
+        <w:t>He went, because a lonely captain wanted company.</w:t>
       </w:r>
-    </w:p>
-    <w:p>
-      <w:pPr/>
       <w:r>
+        <w:br/>
+        <w:br/>
+        <w:t>He noticed that each island had its own kind of mockingbird.</w:t>
+      </w:r>
+      <w:r>
+        <w:br/>
+        <w:br/>
         <w:t>He read a geologist and learned that the Earth was old.</w:t>
       </w:r>
-    </w:p>
-    <w:p>
-      <w:pPr/>
       <w:r>
-        <w:t>He read an economist and learned that most of what is born must die.</w:t>
+        <w:br/>
+        <w:br/>
+        <w:t>He read an economist and learned that most of what is born must die before it can reproduce.</w:t>
       </w:r>
-    </w:p>
-    <w:p>
-      <w:pPr/>
       <w:r>
-        <w:t>He put those three facts together and got an engine that needed no engineer.</w:t>
+        <w:br/>
+        <w:br/>
+        <w:t>He put those three facts together and got an engine that needed no engineer behind it.</w:t>
       </w:r>
-    </w:p>
-    <w:p>
-      <w:pPr/>
       <w:r>
-        <w:t>Then he sat on it for twenty years until a stranger with a fever forced his hand.</w:t>
+        <w:br/>
+        <w:br/>
+        <w:t>Then he sat on that idea for twenty years.</w:t>
       </w:r>
-    </w:p>
-    <w:p>
-      <w:pPr/>
       <w:r>
+        <w:br/>
+        <w:br/>
+        <w:t>A feverish stranger on the far side of the world finally forced his hand.</w:t>
+      </w:r>
+      <w:r>
+        <w:br/>
+        <w:br/>
         <w:t>Nothing about that sequence was planned.</w:t>
       </w:r>
-    </w:p>
-    <w:p>
-      <w:pPr/>
       <w:r>
-        <w:t>Which is, when you think about it, exactly what the theory would predict.</w:t>
+        <w:br/>
+        <w:br/>
+        <w:t>Which is, when you think about it, exactly what the theory itself would predict.</w:t>
       </w:r>
     </w:p>
     <w:sectPr>
@@ -1240,12 +1654,12 @@
       <w:outlineLvl w:val="0"/>
     </w:pPr>
     <w:rPr>
-      <w:rFonts w:asciiTheme="majorHAnsi" w:eastAsiaTheme="majorEastAsia" w:hAnsiTheme="majorHAnsi" w:cstheme="majorBidi" w:ascii="Georgia" w:hAnsi="Georgia"/>
+      <w:rFonts w:ascii="Amazon Ember" w:hAnsi="Amazon Ember" w:cs="Amazon Ember"/>
       <w:b/>
       <w:bCs/>
-      <w:color w:val="365F91" w:themeColor="accent1" w:themeShade="BF"/>
-      <w:sz w:val="30"/>
-      <w:szCs w:val="28"/>
+      <w:color w:val="0000FF"/>
+      <w:sz w:val="36"/>
+      <w:szCs w:val="36"/>
     </w:rPr>
   </w:style>
   <w:style w:type="paragraph" w:styleId="Heading2">
@@ -1530,13 +1944,11 @@
       <w:jc w:val="center"/>
     </w:pPr>
     <w:rPr>
-      <w:rFonts w:asciiTheme="majorHAnsi" w:eastAsiaTheme="majorEastAsia" w:hAnsiTheme="majorHAnsi" w:cstheme="majorBidi" w:ascii="Georgia" w:hAnsi="Georgia"/>
+      <w:rFonts w:ascii="Amazon Ember" w:hAnsi="Amazon Ember" w:cs="Amazon Ember"/>
       <w:b/>
-      <w:color w:val="17365D" w:themeColor="text2" w:themeShade="BF"/>
-      <w:spacing w:val="5"/>
-      <w:kern w:val="28"/>
-      <w:sz w:val="40"/>
-      <w:szCs w:val="52"/>
+      <w:color w:val="0000FF"/>
+      <w:sz w:val="36"/>
+      <w:szCs w:val="36"/>
     </w:rPr>
   </w:style>
   <w:style w:type="character" w:customStyle="1" w:styleId="TitleChar">
